--- a/aura-documents/output/word/02-people-policies/02-hr-policy-manual.docx
+++ b/aura-documents/output/word/02-people-policies/02-hr-policy-manual.docx
@@ -30,7 +30,7 @@
           <w:color w:val="7A6753"/>
           <w:sz w:val="16"/>
         </w:rPr>
-        <w:t xml:space="preserve">Document No. AUR-POL-02 · Version 0.1 (Draft) · Owner: General Manager · Effective: </w:t>
+        <w:t xml:space="preserve">Document No. AUR-POL-02 · Version 0.2 (Draft) · Owner: General Manager · Effective: </w:t>
       </w:r>
       <w:r>
         <w:rPr>
@@ -315,7 +315,17 @@
                 <w:color w:val="4A3A2C"/>
                 <w:sz w:val="17"/>
               </w:rPr>
-              <w:t>Hosts, Front-of-House Lead, Housekeeping, Clinical staff</w:t>
+              <w:t xml:space="preserve">Hosts, Healers, Front-of-House Lead, cleaning support </w:t>
+            </w:r>
+            <w:r>
+              <w:rPr>
+                <w:rFonts w:ascii="Jost" w:hAnsi="Jost" w:cs="Jost" w:eastAsia="Jost"/>
+                <w:b w:val="0"/>
+                <w:i w:val="0"/>
+                <w:color w:val="A6754C"/>
+                <w:sz w:val="17"/>
+              </w:rPr>
+              <w:t>[if in-house]</w:t>
             </w:r>
           </w:p>
         </w:tc>
@@ -380,7 +390,7 @@
                 <w:color w:val="4A3A2C"/>
                 <w:sz w:val="17"/>
               </w:rPr>
-              <w:t>Breathwork guides, weekend Hosts</w:t>
+              <w:t>Healers (sessional), breathwork and sound-healing guides, weekend Hosts</w:t>
             </w:r>
           </w:p>
         </w:tc>
@@ -530,7 +540,7 @@
           <w:color w:val="4A3A2C"/>
           <w:sz w:val="20"/>
         </w:rPr>
-        <w:t xml:space="preserve">Clinical staff (for example, those administering IV nutrient therapy) must hold a current Dubai Health Authority (DHA) licence and work within its scope. Employment is subject to DHA requirements and </w:t>
+        <w:t xml:space="preserve">No clinical staff are employed at launch, as no medical treatments are offered. A doctor is named on the licence as the </w:t>
       </w:r>
       <w:r>
         <w:rPr>
@@ -540,7 +550,7 @@
           <w:color w:val="A6754C"/>
           <w:sz w:val="20"/>
         </w:rPr>
-        <w:t>[DHA licence / approval reference]</w:t>
+        <w:t>[Medical Director named on the licence]</w:t>
       </w:r>
       <w:r>
         <w:rPr>
@@ -550,7 +560,7 @@
           <w:color w:val="4A3A2C"/>
           <w:sz w:val="20"/>
         </w:rPr>
-        <w:t>.</w:t>
+        <w:t xml:space="preserve"> for oversight and escalation only and is not on the floor. If clinical services (for example IV Nutrient Therapy) are added in future, clinical staff would need a current Dubai Health Authority (DHA) licence and this policy would be updated.</w:t>
       </w:r>
     </w:p>
     <w:p>
@@ -1145,17 +1155,17 @@
           <w:color w:val="4A3A2C"/>
           <w:sz w:val="20"/>
         </w:rPr>
-        <w:t xml:space="preserve">The studio is open seven days a week, </w:t>
+        <w:t xml:space="preserve">The studio is open seven days a week, 9:00am to 9:00pm. At launch there are </w:t>
       </w:r>
       <w:r>
         <w:rPr>
           <w:rFonts w:ascii="Jost" w:hAnsi="Jost" w:cs="Jost" w:eastAsia="Jost"/>
-          <w:b w:val="0"/>
+          <w:b/>
           <w:i w:val="0"/>
-          <w:color w:val="A6754C"/>
+          <w:color w:val="4A3A2C"/>
           <w:sz w:val="20"/>
         </w:rPr>
-        <w:t>[Opening hours]</w:t>
+        <w:t>2 Hosts per shift</w:t>
       </w:r>
       <w:r>
         <w:rPr>
@@ -1165,7 +1175,7 @@
           <w:color w:val="4A3A2C"/>
           <w:sz w:val="20"/>
         </w:rPr>
-        <w:t xml:space="preserve"> (suggested 8:00am to 8:00pm), matching our booking bands: Morning 8–11am, Midday 11am–2pm, Afternoon 2–5pm, Evening 5–8pm. Teams work rotating shifts, for example:</w:t>
+        <w:t xml:space="preserve"> and two shifts a day, with a short overlap for handover. Teams work rotating shifts, for example:</w:t>
       </w:r>
     </w:p>
     <w:tbl>
@@ -1272,7 +1282,7 @@
                 <w:color w:val="4A3A2C"/>
                 <w:sz w:val="17"/>
               </w:rPr>
-              <w:t>Early</w:t>
+              <w:t>Opening</w:t>
             </w:r>
           </w:p>
         </w:tc>
@@ -1292,7 +1302,17 @@
                 <w:color w:val="4A3A2C"/>
                 <w:sz w:val="17"/>
               </w:rPr>
-              <w:t>7:30am – 4:30pm</w:t>
+              <w:t xml:space="preserve">9:00am – 3:30pm </w:t>
+            </w:r>
+            <w:r>
+              <w:rPr>
+                <w:rFonts w:ascii="Jost" w:hAnsi="Jost" w:cs="Jost" w:eastAsia="Jost"/>
+                <w:b w:val="0"/>
+                <w:i w:val="0"/>
+                <w:color w:val="A6754C"/>
+                <w:sz w:val="17"/>
+              </w:rPr>
+              <w:t>[confirm]</w:t>
             </w:r>
           </w:p>
         </w:tc>
@@ -1312,7 +1332,7 @@
                 <w:color w:val="4A3A2C"/>
                 <w:sz w:val="17"/>
               </w:rPr>
-              <w:t>Opening checks, equipment warm-up, Morning and Midday bands</w:t>
+              <w:t>Opening checks before doors open, equipment warm-up, morning and midday guests</w:t>
             </w:r>
           </w:p>
         </w:tc>
@@ -1335,7 +1355,7 @@
                 <w:color w:val="4A3A2C"/>
                 <w:sz w:val="17"/>
               </w:rPr>
-              <w:t>Mid</w:t>
+              <w:t>Closing</w:t>
             </w:r>
           </w:p>
         </w:tc>
@@ -1356,7 +1376,17 @@
                 <w:color w:val="4A3A2C"/>
                 <w:sz w:val="17"/>
               </w:rPr>
-              <w:t>9:30am – 6:30pm</w:t>
+              <w:t xml:space="preserve">2:30pm – 9:00pm </w:t>
+            </w:r>
+            <w:r>
+              <w:rPr>
+                <w:rFonts w:ascii="Jost" w:hAnsi="Jost" w:cs="Jost" w:eastAsia="Jost"/>
+                <w:b w:val="0"/>
+                <w:i w:val="0"/>
+                <w:color w:val="A6754C"/>
+                <w:sz w:val="17"/>
+              </w:rPr>
+              <w:t>[confirm]</w:t>
             </w:r>
           </w:p>
         </w:tc>
@@ -1377,69 +1407,7 @@
                 <w:color w:val="4A3A2C"/>
                 <w:sz w:val="17"/>
               </w:rPr>
-              <w:t>Peak Midday and Afternoon guests</w:t>
-            </w:r>
-          </w:p>
-        </w:tc>
-      </w:tr>
-      <w:tr>
-        <w:tc>
-          <w:tcPr>
-            <w:tcW w:type="dxa" w:w="3137"/>
-          </w:tcPr>
-          <w:p>
-            <w:pPr>
-              <w:spacing w:before="40" w:after="40" w:line="276" w:lineRule="auto"/>
-            </w:pPr>
-            <w:r>
-              <w:rPr>
-                <w:rFonts w:ascii="Jost" w:hAnsi="Jost" w:cs="Jost" w:eastAsia="Jost"/>
-                <w:b w:val="0"/>
-                <w:i w:val="0"/>
-                <w:color w:val="4A3A2C"/>
-                <w:sz w:val="17"/>
-              </w:rPr>
-              <w:t>Late</w:t>
-            </w:r>
-          </w:p>
-        </w:tc>
-        <w:tc>
-          <w:tcPr>
-            <w:tcW w:type="dxa" w:w="3137"/>
-          </w:tcPr>
-          <w:p>
-            <w:pPr>
-              <w:spacing w:before="40" w:after="40" w:line="276" w:lineRule="auto"/>
-            </w:pPr>
-            <w:r>
-              <w:rPr>
-                <w:rFonts w:ascii="Jost" w:hAnsi="Jost" w:cs="Jost" w:eastAsia="Jost"/>
-                <w:b w:val="0"/>
-                <w:i w:val="0"/>
-                <w:color w:val="4A3A2C"/>
-                <w:sz w:val="17"/>
-              </w:rPr>
-              <w:t>11:30am – 8:30pm</w:t>
-            </w:r>
-          </w:p>
-        </w:tc>
-        <w:tc>
-          <w:tcPr>
-            <w:tcW w:type="dxa" w:w="3137"/>
-          </w:tcPr>
-          <w:p>
-            <w:pPr>
-              <w:spacing w:before="40" w:after="40" w:line="276" w:lineRule="auto"/>
-            </w:pPr>
-            <w:r>
-              <w:rPr>
-                <w:rFonts w:ascii="Jost" w:hAnsi="Jost" w:cs="Jost" w:eastAsia="Jost"/>
-                <w:b w:val="0"/>
-                <w:i w:val="0"/>
-                <w:color w:val="4A3A2C"/>
-                <w:sz w:val="17"/>
-              </w:rPr>
-              <w:t>Afternoon and Evening bands, closing, cleaning logs</w:t>
+              <w:t>Afternoon and evening guests, closing, cleaning logs, laundry, end-of-day cash close by the senior Host</w:t>
             </w:r>
           </w:p>
         </w:tc>
@@ -1482,7 +1450,7 @@
           <w:color w:val="4A3A2C"/>
           <w:sz w:val="20"/>
         </w:rPr>
-        <w:t xml:space="preserve"> days in advance. Swaps need duty lead approval and must keep each modality covered by a trained Host. The opening and closing shifts complete the Elevé daily checks and Dubai Municipality hygiene logs.</w:t>
+        <w:t xml:space="preserve"> days in advance. Swaps need duty lead approval and must keep 2 trained Hosts on every shift and each modality covered by a trained Host. Healer hours are rostered around first-visit consultations, Sound Healing and Guided Breathwork bookings. The opening and closing shifts complete the Elevé daily checks and Dubai Municipality hygiene logs.</w:t>
       </w:r>
     </w:p>
     <w:p>
@@ -2465,7 +2433,7 @@
           <w:color w:val="4A3A2C"/>
           <w:sz w:val="20"/>
         </w:rPr>
-        <w:t>Hosts who are unwell must not work with guests. A cough, fever or skin infection is a reason to stay home, given the shared salt cabin, float tank and plunge.</w:t>
+        <w:t>Hosts who are unwell must not work with guests. A cough, fever or skin infection is a reason to stay home, given the shared salt cabin, dry float bed, plunge and close contact during consultations and breathwork.</w:t>
       </w:r>
     </w:p>
     <w:p>
@@ -3673,7 +3641,7 @@
                 <w:color w:val="4A3A2C"/>
                 <w:sz w:val="17"/>
               </w:rPr>
-              <w:t>Hosts, front-of-house, housekeeping</w:t>
+              <w:t>Hosts, Healers, front-of-house, cleaning support</w:t>
             </w:r>
           </w:p>
         </w:tc>
@@ -3726,7 +3694,7 @@
                 <w:color w:val="4A3A2C"/>
                 <w:sz w:val="17"/>
               </w:rPr>
-              <w:t>Clinical staff, team leads</w:t>
+              <w:t>Team leads</w:t>
             </w:r>
           </w:p>
         </w:tc>
@@ -5444,7 +5412,134 @@
                 <w:color w:val="4A3A2C"/>
                 <w:sz w:val="17"/>
               </w:rPr>
-              <w:t>DHA licence</w:t>
+              <w:t>Healing practice credentials</w:t>
+            </w:r>
+          </w:p>
+        </w:tc>
+        <w:tc>
+          <w:tcPr>
+            <w:tcW w:type="dxa" w:w="3137"/>
+            <w:shd w:val="clear" w:color="auto" w:fill="FBF5EE"/>
+          </w:tcPr>
+          <w:p>
+            <w:pPr>
+              <w:spacing w:before="40" w:after="40" w:line="276" w:lineRule="auto"/>
+            </w:pPr>
+            <w:r>
+              <w:rPr>
+                <w:rFonts w:ascii="Jost" w:hAnsi="Jost" w:cs="Jost" w:eastAsia="Jost"/>
+                <w:b w:val="0"/>
+                <w:i w:val="0"/>
+                <w:color w:val="4A3A2C"/>
+                <w:sz w:val="17"/>
+              </w:rPr>
+              <w:t>Healers</w:t>
+            </w:r>
+          </w:p>
+        </w:tc>
+        <w:tc>
+          <w:tcPr>
+            <w:tcW w:type="dxa" w:w="3137"/>
+            <w:shd w:val="clear" w:color="auto" w:fill="FBF5EE"/>
+          </w:tcPr>
+          <w:p>
+            <w:pPr>
+              <w:spacing w:before="40" w:after="40" w:line="276" w:lineRule="auto"/>
+            </w:pPr>
+            <w:r>
+              <w:rPr>
+                <w:rFonts w:ascii="Jost" w:hAnsi="Jost" w:cs="Jost" w:eastAsia="Jost"/>
+                <w:b w:val="0"/>
+                <w:i w:val="0"/>
+                <w:color w:val="A6754C"/>
+                <w:sz w:val="17"/>
+              </w:rPr>
+              <w:t>[___]</w:t>
+            </w:r>
+          </w:p>
+        </w:tc>
+      </w:tr>
+      <w:tr>
+        <w:tc>
+          <w:tcPr>
+            <w:tcW w:type="dxa" w:w="3137"/>
+          </w:tcPr>
+          <w:p>
+            <w:pPr>
+              <w:spacing w:before="40" w:after="40" w:line="276" w:lineRule="auto"/>
+            </w:pPr>
+            <w:r>
+              <w:rPr>
+                <w:rFonts w:ascii="Jost" w:hAnsi="Jost" w:cs="Jost" w:eastAsia="Jost"/>
+                <w:b w:val="0"/>
+                <w:i w:val="0"/>
+                <w:color w:val="4A3A2C"/>
+                <w:sz w:val="17"/>
+              </w:rPr>
+              <w:t>Breathwork and sound-healing facilitation</w:t>
+            </w:r>
+          </w:p>
+        </w:tc>
+        <w:tc>
+          <w:tcPr>
+            <w:tcW w:type="dxa" w:w="3137"/>
+          </w:tcPr>
+          <w:p>
+            <w:pPr>
+              <w:spacing w:before="40" w:after="40" w:line="276" w:lineRule="auto"/>
+            </w:pPr>
+            <w:r>
+              <w:rPr>
+                <w:rFonts w:ascii="Jost" w:hAnsi="Jost" w:cs="Jost" w:eastAsia="Jost"/>
+                <w:b w:val="0"/>
+                <w:i w:val="0"/>
+                <w:color w:val="4A3A2C"/>
+                <w:sz w:val="17"/>
+              </w:rPr>
+              <w:t>Healers and guides leading these sessions</w:t>
+            </w:r>
+          </w:p>
+        </w:tc>
+        <w:tc>
+          <w:tcPr>
+            <w:tcW w:type="dxa" w:w="3137"/>
+          </w:tcPr>
+          <w:p>
+            <w:pPr>
+              <w:spacing w:before="40" w:after="40" w:line="276" w:lineRule="auto"/>
+            </w:pPr>
+            <w:r>
+              <w:rPr>
+                <w:rFonts w:ascii="Jost" w:hAnsi="Jost" w:cs="Jost" w:eastAsia="Jost"/>
+                <w:b w:val="0"/>
+                <w:i w:val="0"/>
+                <w:color w:val="A6754C"/>
+                <w:sz w:val="17"/>
+              </w:rPr>
+              <w:t>[___]</w:t>
+            </w:r>
+          </w:p>
+        </w:tc>
+      </w:tr>
+      <w:tr>
+        <w:tc>
+          <w:tcPr>
+            <w:tcW w:type="dxa" w:w="3137"/>
+            <w:shd w:val="clear" w:color="auto" w:fill="FBF5EE"/>
+          </w:tcPr>
+          <w:p>
+            <w:pPr>
+              <w:spacing w:before="40" w:after="40" w:line="276" w:lineRule="auto"/>
+            </w:pPr>
+            <w:r>
+              <w:rPr>
+                <w:rFonts w:ascii="Jost" w:hAnsi="Jost" w:cs="Jost" w:eastAsia="Jost"/>
+                <w:b w:val="0"/>
+                <w:i w:val="0"/>
+                <w:color w:val="4A3A2C"/>
+                <w:sz w:val="17"/>
+              </w:rPr>
+              <w:t>DHA licence (only if clinical services are added in future)</w:t>
             </w:r>
           </w:p>
         </w:tc>
@@ -5487,68 +5582,6 @@
                 <w:sz w:val="17"/>
               </w:rPr>
               <w:t>As DHA requires</w:t>
-            </w:r>
-          </w:p>
-        </w:tc>
-      </w:tr>
-      <w:tr>
-        <w:tc>
-          <w:tcPr>
-            <w:tcW w:type="dxa" w:w="3137"/>
-          </w:tcPr>
-          <w:p>
-            <w:pPr>
-              <w:spacing w:before="40" w:after="40" w:line="276" w:lineRule="auto"/>
-            </w:pPr>
-            <w:r>
-              <w:rPr>
-                <w:rFonts w:ascii="Jost" w:hAnsi="Jost" w:cs="Jost" w:eastAsia="Jost"/>
-                <w:b w:val="0"/>
-                <w:i w:val="0"/>
-                <w:color w:val="4A3A2C"/>
-                <w:sz w:val="17"/>
-              </w:rPr>
-              <w:t>Breathwork facilitation</w:t>
-            </w:r>
-          </w:p>
-        </w:tc>
-        <w:tc>
-          <w:tcPr>
-            <w:tcW w:type="dxa" w:w="3137"/>
-          </w:tcPr>
-          <w:p>
-            <w:pPr>
-              <w:spacing w:before="40" w:after="40" w:line="276" w:lineRule="auto"/>
-            </w:pPr>
-            <w:r>
-              <w:rPr>
-                <w:rFonts w:ascii="Jost" w:hAnsi="Jost" w:cs="Jost" w:eastAsia="Jost"/>
-                <w:b w:val="0"/>
-                <w:i w:val="0"/>
-                <w:color w:val="4A3A2C"/>
-                <w:sz w:val="17"/>
-              </w:rPr>
-              <w:t>Breathwork guides</w:t>
-            </w:r>
-          </w:p>
-        </w:tc>
-        <w:tc>
-          <w:tcPr>
-            <w:tcW w:type="dxa" w:w="3137"/>
-          </w:tcPr>
-          <w:p>
-            <w:pPr>
-              <w:spacing w:before="40" w:after="40" w:line="276" w:lineRule="auto"/>
-            </w:pPr>
-            <w:r>
-              <w:rPr>
-                <w:rFonts w:ascii="Jost" w:hAnsi="Jost" w:cs="Jost" w:eastAsia="Jost"/>
-                <w:b w:val="0"/>
-                <w:i w:val="0"/>
-                <w:color w:val="A6754C"/>
-                <w:sz w:val="17"/>
-              </w:rPr>
-              <w:t>[___]</w:t>
             </w:r>
           </w:p>
         </w:tc>
